--- a/原题/第十一周原题/ggplot2实验.docx
+++ b/原题/第十一周原题/ggplot2实验.docx
@@ -163,7 +163,7 @@
           <w:rFonts w:hint="eastAsia" w:ascii="Times New Roman" w:hAnsi="Times New Roman" w:cs="Times New Roman"/>
           <w:color w:val="FF0000"/>
         </w:rPr>
-        <w:t>请完成实验题1-实验题6</w:t>
+        <w:t>请完成实验题1-实验题5</w:t>
       </w:r>
     </w:p>
     <w:p>
@@ -231,7 +231,7 @@
         <w:rPr>
           <w:rFonts w:ascii="Times New Roman" w:hAnsi="Times New Roman" w:cs="Times New Roman"/>
         </w:rPr>
-        <w:t xml:space="preserve"> 用par函数按行将画布分成分成2行3列，然后，用x中的数据绘制如下图1所示的图形。</w:t>
+        <w:t xml:space="preserve"> 用par函数按行将画布分成2行3列，然后，用x中的数据绘制如下图1所示的图形。</w:t>
       </w:r>
     </w:p>
     <w:p>
@@ -627,26 +627,26 @@
           <w:rFonts w:ascii="Times New Roman" w:hAnsi="Times New Roman" w:eastAsia="黑体" w:cs="Times New Roman"/>
           <w:b/>
         </w:rPr>
-        <w:t>实验题</w:t>
+        <w:t>实验题3：geom_text</w:t>
       </w:r>
       <w:r>
         <w:rPr>
           <w:rFonts w:hint="eastAsia" w:ascii="Times New Roman" w:hAnsi="Times New Roman" w:eastAsia="黑体" w:cs="Times New Roman"/>
           <w:b/>
         </w:rPr>
-        <w:t>3</w:t>
-      </w:r>
-      <w:r>
-        <w:rPr>
-          <w:rFonts w:ascii="Times New Roman" w:hAnsi="Times New Roman" w:cs="Times New Roman"/>
-        </w:rPr>
-        <w:t>：geom_</w:t>
-      </w:r>
-      <w:r>
-        <w:rPr>
-          <w:rFonts w:hint="eastAsia" w:ascii="Times New Roman" w:hAnsi="Times New Roman" w:cs="Times New Roman"/>
-        </w:rPr>
-        <w:t>polygon函数</w:t>
+        <w:t/>
+      </w:r>
+      <w:r>
+        <w:rPr>
+          <w:rFonts w:ascii="Times New Roman" w:hAnsi="Times New Roman" w:cs="Times New Roman"/>
+        </w:rPr>
+        <w:t/>
+      </w:r>
+      <w:r>
+        <w:rPr>
+          <w:rFonts w:hint="eastAsia" w:ascii="Times New Roman" w:hAnsi="Times New Roman" w:cs="Times New Roman"/>
+        </w:rPr>
+        <w:t>、标度变换、主题元素</w:t>
       </w:r>
       <w:r>
         <w:rPr>
@@ -658,7 +658,7 @@
         <w:rPr>
           <w:rFonts w:hint="eastAsia" w:ascii="Times New Roman" w:hAnsi="Times New Roman" w:cs="Times New Roman"/>
         </w:rPr>
-        <w:t>test1103.R，完成下面任务。</w:t>
+        <w:t>test1104.R，完成下面任务。</w:t>
       </w:r>
     </w:p>
     <w:p>
@@ -678,175 +678,7 @@
         <w:rPr>
           <w:rFonts w:hint="eastAsia" w:ascii="Times New Roman" w:hAnsi="Times New Roman" w:cs="Times New Roman"/>
         </w:rPr>
-        <w:t xml:space="preserve"> 在脚本文件中，数据框为中国地图数据，其中数量long为经度数据，lat为纬度数据，用geom_polygon绘制中国地图的轮廓，如下图所示。</w:t>
-      </w:r>
-    </w:p>
-    <w:p>
-      <w:pPr>
-        <w:ind w:left="454"/>
-        <w:rPr>
-          <w:rFonts w:ascii="Times New Roman" w:hAnsi="Times New Roman" w:cs="Times New Roman"/>
-        </w:rPr>
-      </w:pPr>
-      <w:r>
-        <w:rPr>
-          <w:rFonts w:hint="eastAsia" w:ascii="楷体" w:hAnsi="楷体" w:eastAsia="楷体" w:cs="Times New Roman"/>
-        </w:rPr>
-        <w:t>⑵</w:t>
-      </w:r>
-      <w:r>
-        <w:rPr>
-          <w:rFonts w:hint="eastAsia" w:ascii="Times New Roman" w:hAnsi="Times New Roman" w:cs="Times New Roman"/>
-        </w:rPr>
-        <w:t xml:space="preserve"> 填充颜色为lightblue，轮廓为红色，不显示坐标。</w:t>
-      </w:r>
-    </w:p>
-    <w:p>
-      <w:pPr>
-        <w:ind w:left="454"/>
-        <w:rPr>
-          <w:rFonts w:ascii="Times New Roman" w:hAnsi="Times New Roman" w:cs="Times New Roman"/>
-        </w:rPr>
-      </w:pPr>
-      <w:r>
-        <w:rPr>
-          <w:rFonts w:hint="eastAsia" w:ascii="Times New Roman" w:hAnsi="Times New Roman" w:cs="Times New Roman"/>
-        </w:rPr>
-        <w:t>提示：需要把group属性映射到数据框的group变量。</w:t>
-      </w:r>
-    </w:p>
-    <w:p>
-      <w:pPr>
-        <w:jc w:val="center"/>
-        <w:rPr>
-          <w:rFonts w:ascii="Times New Roman" w:hAnsi="Times New Roman" w:cs="Times New Roman"/>
-        </w:rPr>
-      </w:pPr>
-      <w:r>
-        <w:drawing>
-          <wp:inline distT="0" distB="0" distL="0" distR="0">
-            <wp:extent cx="2739390" cy="1774190"/>
-            <wp:effectExtent l="0" t="0" r="3810" b="0"/>
-            <wp:docPr id="5" name="图片 5"/>
-            <wp:cNvGraphicFramePr>
-              <a:graphicFrameLocks xmlns:a="http://schemas.openxmlformats.org/drawingml/2006/main" noChangeAspect="1"/>
-            </wp:cNvGraphicFramePr>
-            <a:graphic xmlns:a="http://schemas.openxmlformats.org/drawingml/2006/main">
-              <a:graphicData uri="http://schemas.openxmlformats.org/drawingml/2006/picture">
-                <pic:pic xmlns:pic="http://schemas.openxmlformats.org/drawingml/2006/picture">
-                  <pic:nvPicPr>
-                    <pic:cNvPr id="5" name="图片 5"/>
-                    <pic:cNvPicPr>
-                      <a:picLocks noChangeAspect="1"/>
-                    </pic:cNvPicPr>
-                  </pic:nvPicPr>
-                  <pic:blipFill>
-                    <a:blip r:embed="rId9"/>
-                    <a:stretch>
-                      <a:fillRect/>
-                    </a:stretch>
-                  </pic:blipFill>
-                  <pic:spPr>
-                    <a:xfrm>
-                      <a:off x="0" y="0"/>
-                      <a:ext cx="2739600" cy="1774800"/>
-                    </a:xfrm>
-                    <a:prstGeom prst="rect">
-                      <a:avLst/>
-                    </a:prstGeom>
-                  </pic:spPr>
-                </pic:pic>
-              </a:graphicData>
-            </a:graphic>
-          </wp:inline>
-        </w:drawing>
-      </w:r>
-    </w:p>
-    <w:p>
-      <w:pPr>
-        <w:jc w:val="center"/>
-        <w:rPr>
-          <w:rFonts w:ascii="Times New Roman" w:hAnsi="Times New Roman" w:cs="Times New Roman"/>
-        </w:rPr>
-      </w:pPr>
-      <w:r>
-        <w:rPr>
-          <w:rFonts w:hint="eastAsia" w:ascii="Times New Roman" w:hAnsi="Times New Roman" w:cs="Times New Roman"/>
-        </w:rPr>
-        <w:t>图4</w:t>
-      </w:r>
-    </w:p>
-    <w:p>
-      <w:pPr>
-        <w:ind w:left="454"/>
-        <w:rPr>
-          <w:rFonts w:ascii="Times New Roman" w:hAnsi="Times New Roman" w:cs="Times New Roman"/>
-        </w:rPr>
-      </w:pPr>
-    </w:p>
-    <w:p>
-      <w:pPr>
-        <w:rPr>
-          <w:rFonts w:ascii="Times New Roman" w:hAnsi="Times New Roman" w:cs="Times New Roman"/>
-        </w:rPr>
-      </w:pPr>
-      <w:r>
-        <w:rPr>
-          <w:rFonts w:ascii="Times New Roman" w:hAnsi="Times New Roman" w:eastAsia="黑体" w:cs="Times New Roman"/>
-          <w:b/>
-        </w:rPr>
-        <w:t>实验题</w:t>
-      </w:r>
-      <w:r>
-        <w:rPr>
-          <w:rFonts w:hint="eastAsia" w:ascii="Times New Roman" w:hAnsi="Times New Roman" w:eastAsia="黑体" w:cs="Times New Roman"/>
-          <w:b/>
-        </w:rPr>
-        <w:t>4</w:t>
-      </w:r>
-      <w:r>
-        <w:rPr>
-          <w:rFonts w:ascii="Times New Roman" w:hAnsi="Times New Roman" w:cs="Times New Roman"/>
-        </w:rPr>
-        <w:t>：</w:t>
-      </w:r>
-      <w:r>
-        <w:rPr>
-          <w:rFonts w:hint="eastAsia" w:ascii="Times New Roman" w:hAnsi="Times New Roman" w:cs="Times New Roman"/>
-        </w:rPr>
-        <w:t>geom_text、标度变换、主题元素</w:t>
-      </w:r>
-      <w:r>
-        <w:rPr>
-          <w:rFonts w:ascii="Times New Roman" w:hAnsi="Times New Roman" w:cs="Times New Roman"/>
-        </w:rPr>
-        <w:t>。打开脚本文件</w:t>
-      </w:r>
-      <w:r>
-        <w:rPr>
-          <w:rFonts w:hint="eastAsia" w:ascii="Times New Roman" w:hAnsi="Times New Roman" w:cs="Times New Roman"/>
-        </w:rPr>
-        <w:t>test1104.R，完成下面任务。</w:t>
-      </w:r>
-    </w:p>
-    <w:p>
-      <w:pPr>
-        <w:ind w:left="454"/>
-        <w:rPr>
-          <w:rFonts w:ascii="Times New Roman" w:hAnsi="Times New Roman" w:cs="Times New Roman"/>
-        </w:rPr>
-      </w:pPr>
-      <w:r>
-        <w:rPr>
-          <w:rFonts w:hint="eastAsia" w:ascii="楷体" w:hAnsi="楷体" w:eastAsia="楷体" w:cs="Times New Roman"/>
-        </w:rPr>
-        <w:t>⑴</w:t>
-      </w:r>
-      <w:r>
-        <w:rPr>
-          <w:rFonts w:hint="eastAsia" w:ascii="Times New Roman" w:hAnsi="Times New Roman" w:cs="Times New Roman"/>
-        </w:rPr>
-        <w:t xml:space="preserve"> 用数据框x中变换hp和disp作为x轴和y轴的数据，绘制散点图，点大小设置为3，颜色为"blue3"，如下图所示。</w:t>
+        <w:t xml:space="preserve"> 用数据框x中变量hp和disp作为x轴和y轴的数据，绘制散点图，点大小设置为3，颜色为"blue3"，如下图所示。</w:t>
       </w:r>
     </w:p>
     <w:p>
@@ -972,7 +804,7 @@
         <w:rPr>
           <w:rFonts w:hint="eastAsia" w:ascii="Times New Roman" w:hAnsi="Times New Roman" w:cs="Times New Roman"/>
         </w:rPr>
-        <w:t>图5</w:t>
+        <w:t>图4</w:t>
       </w:r>
     </w:p>
     <w:p>
@@ -986,26 +818,26 @@
           <w:rFonts w:ascii="Times New Roman" w:hAnsi="Times New Roman" w:eastAsia="黑体" w:cs="Times New Roman"/>
           <w:b/>
         </w:rPr>
-        <w:t>实验题</w:t>
+        <w:t>实验题4：geom_raster</w:t>
       </w:r>
       <w:r>
         <w:rPr>
           <w:rFonts w:hint="eastAsia" w:ascii="Times New Roman" w:hAnsi="Times New Roman" w:eastAsia="黑体" w:cs="Times New Roman"/>
           <w:b/>
         </w:rPr>
-        <w:t>5</w:t>
-      </w:r>
-      <w:r>
-        <w:rPr>
-          <w:rFonts w:ascii="Times New Roman" w:hAnsi="Times New Roman" w:cs="Times New Roman"/>
-        </w:rPr>
-        <w:t>：geom_</w:t>
-      </w:r>
-      <w:r>
-        <w:rPr>
-          <w:rFonts w:hint="eastAsia" w:ascii="Times New Roman" w:hAnsi="Times New Roman" w:cs="Times New Roman"/>
-        </w:rPr>
-        <w:t>raster和geom_contour展示三维数据</w:t>
+        <w:t/>
+      </w:r>
+      <w:r>
+        <w:rPr>
+          <w:rFonts w:ascii="Times New Roman" w:hAnsi="Times New Roman" w:cs="Times New Roman"/>
+        </w:rPr>
+        <w:t/>
+      </w:r>
+      <w:r>
+        <w:rPr>
+          <w:rFonts w:hint="eastAsia" w:ascii="Times New Roman" w:hAnsi="Times New Roman" w:cs="Times New Roman"/>
+        </w:rPr>
+        <w:t>和geom_contour展示三维数据</w:t>
       </w:r>
       <w:r>
         <w:rPr>
@@ -1162,7 +994,7 @@
         <w:rPr>
           <w:rFonts w:hint="eastAsia" w:ascii="Times New Roman" w:hAnsi="Times New Roman" w:cs="Times New Roman"/>
         </w:rPr>
-        <w:t>图6</w:t>
+        <w:t>图5</w:t>
       </w:r>
     </w:p>
     <w:p>
@@ -1176,20 +1008,20 @@
           <w:rFonts w:ascii="Times New Roman" w:hAnsi="Times New Roman" w:eastAsia="黑体" w:cs="Times New Roman"/>
           <w:b/>
         </w:rPr>
-        <w:t>实验题</w:t>
+        <w:t>实验题5：颜色标度</w:t>
       </w:r>
       <w:r>
         <w:rPr>
           <w:rFonts w:hint="eastAsia" w:ascii="Times New Roman" w:hAnsi="Times New Roman" w:eastAsia="黑体" w:cs="Times New Roman"/>
           <w:b/>
         </w:rPr>
-        <w:t>6</w:t>
-      </w:r>
-      <w:r>
-        <w:rPr>
-          <w:rFonts w:ascii="Times New Roman" w:hAnsi="Times New Roman" w:cs="Times New Roman"/>
-        </w:rPr>
-        <w:t>：颜色标底和统计变量。打开脚本文件</w:t>
+        <w:t/>
+      </w:r>
+      <w:r>
+        <w:rPr>
+          <w:rFonts w:ascii="Times New Roman" w:hAnsi="Times New Roman" w:cs="Times New Roman"/>
+        </w:rPr>
+        <w:t>和统计变量。打开脚本文件</w:t>
       </w:r>
       <w:r>
         <w:rPr>
@@ -1336,7 +1168,7 @@
         <w:rPr>
           <w:rFonts w:hint="eastAsia" w:ascii="Times New Roman" w:hAnsi="Times New Roman" w:cs="Times New Roman"/>
         </w:rPr>
-        <w:t>图7</w:t>
+        <w:t>图6</w:t>
       </w:r>
     </w:p>
     <w:p>
@@ -1358,20 +1190,20 @@
           <w:rFonts w:ascii="Times New Roman" w:hAnsi="Times New Roman" w:eastAsia="黑体" w:cs="Times New Roman"/>
           <w:b/>
         </w:rPr>
-        <w:t>实验题</w:t>
+        <w:t>实验题6：geom_point</w:t>
       </w:r>
       <w:r>
         <w:rPr>
           <w:rFonts w:hint="eastAsia" w:ascii="Times New Roman" w:hAnsi="Times New Roman" w:eastAsia="黑体" w:cs="Times New Roman"/>
           <w:b/>
         </w:rPr>
-        <w:t>7</w:t>
-      </w:r>
-      <w:r>
-        <w:rPr>
-          <w:rFonts w:ascii="Times New Roman" w:hAnsi="Times New Roman" w:cs="Times New Roman"/>
-        </w:rPr>
-        <w:t>：geom_point函数、属性映射、主题设置、标度变换。</w:t>
+        <w:t/>
+      </w:r>
+      <w:r>
+        <w:rPr>
+          <w:rFonts w:ascii="Times New Roman" w:hAnsi="Times New Roman" w:cs="Times New Roman"/>
+        </w:rPr>
+        <w:t>函数、属性映射、主题设置、标度变换。</w:t>
       </w:r>
     </w:p>
     <w:p>
@@ -1612,7 +1444,7 @@
         <w:rPr>
           <w:rFonts w:hint="eastAsia" w:ascii="Times New Roman" w:hAnsi="Times New Roman" w:cs="Times New Roman"/>
         </w:rPr>
-        <w:t>图8</w:t>
+        <w:t>图7</w:t>
       </w:r>
     </w:p>
     <w:p>
